--- a/manuscript/BioEssays_Cover_Letter_Sandler.docx
+++ b/manuscript/BioEssays_Cover_Letter_Sandler.docx
@@ -107,7 +107,7 @@
           <w:b w:val="0"/>
           <w:sz w:val="22"/>
         </w:rPr>
-        <w:t>The central proposal is that DNA-repair fidelity is not simply a determinant of mutation rate but a control parameter governing whether multicellular tissue remains in a stable cooperative state. The recent demonstration that the bowhead whale resists cancer through enhanced and accurate repair rather than through additional tumour-suppressor barriers (Firsanov et al., Nature, 2025) is the empirical entry point, but the hypothesis is general: it asks whether cancer resistance and age-associated tissue decline are two readouts of a single repair parameter rather than two traits that happen to co-occur.</w:t>
+        <w:t>The central proposal is that DNA-repair fidelity is not simply a determinant of mutation rate but a control parameter governing whether multicellular tissue remains in a stable cooperative state. The recent demonstration that the bowhead whale resists cancer through enhanced and accurate repair rather than through additional tumor-suppressor barriers (Firsanov et al., Nature, 2025) is the empirical entry point, but the hypothesis is general: it asks whether cancer resistance and age-associated tissue decline are two readouts of a single repair parameter rather than two traits that happen to co-occur.</w:t>
       </w:r>
     </w:p>
     <w:p>
@@ -131,7 +131,7 @@
           <w:b w:val="0"/>
           <w:sz w:val="22"/>
         </w:rPr>
-        <w:t>The paper is a conceptual framework with explicit predictions rather than a report of new data, and it engages a question of broad interest across cancer biology, ageing research and comparative physiology. It also makes a point of separating what is published, what the model contributes as interpretation, and what remains speculation — a distinction carried through a dedicated table and repeated in the limitations. BioEssays has published closely related conceptual work on the atavistic model of cancer, to which this hypothesis is compatible but which it deliberately does not require.</w:t>
+        <w:t>The paper is a conceptual framework with explicit predictions rather than a report of new data, and it engages a question of broad interest across cancer biology, aging research and comparative physiology. It also makes a point of separating what is published, what the model contributes as interpretation, and what remains speculation — a distinction carried through a dedicated table and repeated in the limitations. BioEssays has published closely related conceptual work on the atavistic model of cancer, to which this hypothesis is compatible but which it deliberately does not require.</w:t>
       </w:r>
     </w:p>
     <w:p>
@@ -191,7 +191,7 @@
         <w:rPr>
           <w:sz w:val="22"/>
         </w:rPr>
-        <w:t>The magnitude does depend on implementation, by roughly twofold — and enhancement confined to constitutive repair abolishes bistability above a threshold multiplier of 2.60, converting catastrophic collapse into graded decline. This was not anticipated, and it turns a modelling detail into a measurable prediction that discriminates between mechanisms.</w:t>
+        <w:t>The magnitude does depend on implementation, by roughly twofold — and enhancement confined to constitutive repair abolishes bistability above a threshold multiplier of 2.60, converting catastrophic collapse into graded decline. This was not anticipated, and it turns a modeling detail into a measurable prediction that discriminates between mechanisms.</w:t>
       </w:r>
     </w:p>
     <w:p>

--- a/manuscript/BioEssays_Cover_Letter_Sandler.docx
+++ b/manuscript/BioEssays_Cover_Letter_Sandler.docx
@@ -251,7 +251,7 @@
           <w:b w:val="0"/>
           <w:sz w:val="22"/>
         </w:rPr>
-        <w:t>This manuscript is original, is not under consideration elsewhere, and has not been published previously other than as the archived preprint noted above. I am the sole author. I have no competing interests and the work received no external funding. As an unfunded independent researcher I am submitting under the standard subscription option rather than open access. Generative AI (Claude, Anthropic) was used to assist with literature synthesis, model implementation and drafting; I reviewed and edited all content, verified every reference, and take full responsibility for the manuscript, as stated in the Declarations.</w:t>
+        <w:t>This manuscript is original, is not under consideration elsewhere, and has not been published previously other than as the archived preprint noted above. I should declare one related work. The order-repair equation used here is the mean-field reduction of a non-equilibrium lattice model I analyzed in a separate manuscript, "Self-maintained order and hysteretic collapse in a non-equilibrium rotational lattice" (Zenodo, https://doi.org/10.5281/zenodo.21210708), currently under review at Physics Open. That paper establishes the mathematics in a physical setting; the present manuscript cites it and makes a different claim - that the control parameter of that equation corresponds to DNA-repair fidelity in tissue, and that cancer resistance and ageing are two readouts of it. There is no overlap in the biological content, the predictions, or the results reported here. I am the sole author. I have no competing interests and the work received no external funding. As an unfunded independent researcher I am submitting under the standard subscription option rather than open access. Generative AI (Claude, Anthropic) was used to assist with literature synthesis, model implementation and drafting; I reviewed and edited all content, verified every reference, and take full responsibility for the manuscript, as stated in the Declarations.</w:t>
       </w:r>
     </w:p>
     <w:p>

--- a/manuscript/BioEssays_Cover_Letter_Sandler.docx
+++ b/manuscript/BioEssays_Cover_Letter_Sandler.docx
@@ -251,7 +251,7 @@
           <w:b w:val="0"/>
           <w:sz w:val="22"/>
         </w:rPr>
-        <w:t>This manuscript is original, is not under consideration elsewhere, and has not been published previously other than as the archived preprint noted above. I should declare one related work. The order-repair equation used here is the mean-field reduction of a non-equilibrium lattice model I analyzed in a separate manuscript, "Self-maintained order and hysteretic collapse in a non-equilibrium rotational lattice" (Zenodo, https://doi.org/10.5281/zenodo.21210708), currently under review at Physics Open. That paper establishes the mathematics in a physical setting; the present manuscript cites it and makes a different claim - that the control parameter of that equation corresponds to DNA-repair fidelity in tissue, and that cancer resistance and ageing are two readouts of it. There is no overlap in the biological content, the predictions, or the results reported here. I am the sole author. I have no competing interests and the work received no external funding. As an unfunded independent researcher I am submitting under the standard subscription option rather than open access. Generative AI (Claude, Anthropic) was used to assist with literature synthesis, model implementation and drafting; I reviewed and edited all content, verified every reference, and take full responsibility for the manuscript, as stated in the Declarations.</w:t>
+        <w:t>This manuscript is original, is not under consideration elsewhere, and has not been published previously other than as the archived preprint noted above. I should declare one related work. The order-repair equation used here is the mean-field reduction of a non-equilibrium lattice model I analyzed in a separate manuscript, "Self-maintained order and hysteretic collapse in a non-equilibrium rotational lattice" (Zenodo, https://doi.org/10.5281/zenodo.21210708), publicly deposited as a preprint and not currently under consideration at any journal. That paper establishes the mathematics in a physical setting; the present manuscript cites it and makes a different claim - that the control parameter of that equation corresponds to DNA-repair fidelity in tissue, and that cancer resistance and ageing are two readouts of it. There is no overlap in the biological content, the predictions, or the results reported here. I am the sole author. I have no competing interests and the work received no external funding. As an unfunded independent researcher I am submitting under the standard subscription option rather than open access. Generative AI (Claude, Anthropic) was used to assist with literature synthesis, model implementation and drafting; I reviewed and edited all content, verified every reference, and take full responsibility for the manuscript, as stated in the Declarations.</w:t>
       </w:r>
     </w:p>
     <w:p>
